--- a/a7/packages/A7 Unit 3 - Exponents and Scientific Notation/Lessons/3.T2/A7 3.T2 Negative Exponents with Variable Bases - Teacher Edition.docx
+++ b/a7/packages/A7 Unit 3 - Exponents and Scientific Notation/Lessons/3.T2/A7 3.T2 Negative Exponents with Variable Bases - Teacher Edition.docx
@@ -3725,7 +3725,7 @@
           <w:color w:val="1A1A1A"/>
           <w:sz w:val="21"/>
         </w:rPr>
-        <w:t xml:space="preserve">Independent Set — Six questions. On your own, in silence.  </w:t>
+        <w:t xml:space="preserve">Independent Set — Six questions. On your own, in writing.  </w:t>
       </w:r>
       <w:r>
         <w:rPr>
@@ -3734,7 +3734,7 @@
           <w:color w:val="1A1A1A"/>
           <w:sz w:val="21"/>
         </w:rPr>
-        <w:t>Hand out the Independent Set.</w:t>
+        <w:t>Hand out the Independent Set; the same six questions are on the board.</w:t>
       </w:r>
     </w:p>
     <w:p>

--- a/a7/packages/A7 Unit 3 - Exponents and Scientific Notation/Lessons/3.T2/A7 3.T2 Negative Exponents with Variable Bases - Teacher Edition.docx
+++ b/a7/packages/A7 Unit 3 - Exponents and Scientific Notation/Lessons/3.T2/A7 3.T2 Negative Exponents with Variable Bases - Teacher Edition.docx
@@ -2448,7 +2448,7 @@
       <w:r>
         <w:drawing>
           <wp:inline xmlns:a="http://schemas.openxmlformats.org/drawingml/2006/main" xmlns:pic="http://schemas.openxmlformats.org/drawingml/2006/picture">
-            <wp:extent cx="222504" cy="143256"/>
+            <wp:extent cx="219456" cy="143256"/>
             <wp:docPr id="2" name="Picture 2"/>
             <wp:cNvGraphicFramePr>
               <a:graphicFrameLocks noChangeAspect="1"/>
@@ -2457,7 +2457,7 @@
               <a:graphicData uri="http://schemas.openxmlformats.org/drawingml/2006/picture">
                 <pic:pic>
                   <pic:nvPicPr>
-                    <pic:cNvPr id="0" name="5cab12d11e35c0ca.png"/>
+                    <pic:cNvPr id="0" name="fd16cbf7ea6caf9f.png"/>
                     <pic:cNvPicPr/>
                   </pic:nvPicPr>
                   <pic:blipFill>
@@ -2469,7 +2469,7 @@
                   <pic:spPr>
                     <a:xfrm>
                       <a:off x="0" y="0"/>
-                      <a:ext cx="222504" cy="143256"/>
+                      <a:ext cx="219456" cy="143256"/>
                     </a:xfrm>
                     <a:prstGeom prst="rect"/>
                   </pic:spPr>
@@ -2500,7 +2500,7 @@
               <a:graphicData uri="http://schemas.openxmlformats.org/drawingml/2006/picture">
                 <pic:pic>
                   <pic:nvPicPr>
-                    <pic:cNvPr id="0" name="e0cf990bbff151f0.png"/>
+                    <pic:cNvPr id="0" name="23a46994e8d4d391.png"/>
                     <pic:cNvPicPr/>
                   </pic:nvPicPr>
                   <pic:blipFill>
@@ -2539,7 +2539,7 @@
           <w:sz w:val="19"/>
           <w:vertAlign w:val="superscript"/>
         </w:rPr>
-        <w:t>4</w:t>
+        <w:t>8</w:t>
       </w:r>
       <w:r>
         <w:rPr>
@@ -2548,7 +2548,7 @@
           <w:color w:val="6B6B6B"/>
           <w:sz w:val="19"/>
         </w:rPr>
-        <w:t xml:space="preserve"> — negative exponent read as a negative expression [B1G-M 8.AR.1.1 misconception: negative exponents]; −4x — exponent multiplied into the base</w:t>
+        <w:t xml:space="preserve"> — negative exponent read as a negative expression [B1G-M 8.AR.1.1 misconception: negative exponents]; −8x — exponent multiplied into the base</w:t>
       </w:r>
     </w:p>
     <w:p>
@@ -2710,7 +2710,7 @@
           <w:color w:val="1A1A1A"/>
           <w:sz w:val="21"/>
         </w:rPr>
-        <w:t>The brightness of a lamp from x meters away is 3x</w:t>
+        <w:t>The brightness of a lamp from x meters away is 5x</w:t>
       </w:r>
       <w:r>
         <w:rPr>
@@ -2729,7 +2729,7 @@
           <w:color w:val="1A1A1A"/>
           <w:sz w:val="21"/>
         </w:rPr>
-        <w:t xml:space="preserve"> units. The lamp is 15 centimeters tall. How bright is the lamp from 2 meters away?  →  </w:t>
+        <w:t xml:space="preserve"> units. The lamp is 15 centimeters tall. How bright is the lamp from 3 meters away?  →  </w:t>
       </w:r>
       <w:r>
         <w:drawing>
@@ -2743,7 +2743,7 @@
               <a:graphicData uri="http://schemas.openxmlformats.org/drawingml/2006/picture">
                 <pic:pic>
                   <pic:nvPicPr>
-                    <pic:cNvPr id="0" name="aa890d4b04dd4f01.png"/>
+                    <pic:cNvPr id="0" name="1dea83cad5744175.png"/>
                     <pic:cNvPicPr/>
                   </pic:nvPicPr>
                   <pic:blipFill>
@@ -2781,7 +2781,7 @@
           <w:color w:val="6B6B6B"/>
           <w:sz w:val="19"/>
         </w:rPr>
-        <w:t xml:space="preserve">   1/12 — the coefficient was moved down with the variable [8.AR.1.1: a negative exponent applies only to its own base]; 12 — the minus on the exponent was dropped, 3 · 2</w:t>
+        <w:t xml:space="preserve">   1/45 — the coefficient was moved down with the variable [8.AR.1.1: a negative exponent applies only to its own base]; 45 — the minus on the exponent was dropped, 5 · 3</w:t>
       </w:r>
       <w:r>
         <w:rPr>
@@ -2800,7 +2800,7 @@
           <w:color w:val="6B6B6B"/>
           <w:sz w:val="19"/>
         </w:rPr>
-        <w:t>; −12 — negative exponent read as a negative value [B1G-M 8.NSO.1.3: −b vs b</w:t>
+        <w:t>; −45 — negative exponent read as a negative value [B1G-M 8.NSO.1.3: −b vs b</w:t>
       </w:r>
       <w:r>
         <w:rPr>
@@ -2848,7 +2848,7 @@
       <w:r>
         <w:drawing>
           <wp:inline xmlns:a="http://schemas.openxmlformats.org/drawingml/2006/main" xmlns:pic="http://schemas.openxmlformats.org/drawingml/2006/picture">
-            <wp:extent cx="441960" cy="173736"/>
+            <wp:extent cx="478536" cy="173736"/>
             <wp:docPr id="7" name="Picture 7"/>
             <wp:cNvGraphicFramePr>
               <a:graphicFrameLocks noChangeAspect="1"/>
@@ -2857,7 +2857,7 @@
               <a:graphicData uri="http://schemas.openxmlformats.org/drawingml/2006/picture">
                 <pic:pic>
                   <pic:nvPicPr>
-                    <pic:cNvPr id="0" name="bedbc8b0a4469206.png"/>
+                    <pic:cNvPr id="0" name="0601c29ba021c552.png"/>
                     <pic:cNvPicPr/>
                   </pic:nvPicPr>
                   <pic:blipFill>
@@ -2869,7 +2869,7 @@
                   <pic:spPr>
                     <a:xfrm>
                       <a:off x="0" y="0"/>
-                      <a:ext cx="441960" cy="173736"/>
+                      <a:ext cx="478536" cy="173736"/>
                     </a:xfrm>
                     <a:prstGeom prst="rect"/>
                   </pic:spPr>
@@ -2891,7 +2891,7 @@
       <w:r>
         <w:drawing>
           <wp:inline xmlns:a="http://schemas.openxmlformats.org/drawingml/2006/main" xmlns:pic="http://schemas.openxmlformats.org/drawingml/2006/picture">
-            <wp:extent cx="210312" cy="252984"/>
+            <wp:extent cx="237744" cy="252984"/>
             <wp:docPr id="8" name="Picture 8"/>
             <wp:cNvGraphicFramePr>
               <a:graphicFrameLocks noChangeAspect="1"/>
@@ -2900,7 +2900,7 @@
               <a:graphicData uri="http://schemas.openxmlformats.org/drawingml/2006/picture">
                 <pic:pic>
                   <pic:nvPicPr>
-                    <pic:cNvPr id="0" name="9caf1de39768a791.png"/>
+                    <pic:cNvPr id="0" name="b10578642a9a19b8.png"/>
                     <pic:cNvPicPr/>
                   </pic:nvPicPr>
                   <pic:blipFill>
@@ -2912,7 +2912,7 @@
                   <pic:spPr>
                     <a:xfrm>
                       <a:off x="0" y="0"/>
-                      <a:ext cx="210312" cy="252984"/>
+                      <a:ext cx="237744" cy="252984"/>
                     </a:xfrm>
                     <a:prstGeom prst="rect"/>
                   </pic:spPr>
@@ -2929,7 +2929,26 @@
           <w:color w:val="6B6B6B"/>
           <w:sz w:val="19"/>
         </w:rPr>
-        <w:t xml:space="preserve">   1/(yz)</w:t>
+        <w:t xml:space="preserve">   1/(pq)</w:t>
+      </w:r>
+      <w:r>
+        <w:rPr>
+          <w:b w:val="0"/>
+          <w:i/>
+          <w:color w:val="6B6B6B"/>
+          <w:sz w:val="19"/>
+          <w:vertAlign w:val="superscript"/>
+        </w:rPr>
+        <w:t>9</w:t>
+      </w:r>
+      <w:r>
+        <w:rPr>
+          <w:b w:val="0"/>
+          <w:i/>
+          <w:color w:val="6B6B6B"/>
+          <w:sz w:val="19"/>
+        </w:rPr>
+        <w:t xml:space="preserve"> — exponents on different bases were added [8.AR.1.1: like bases only]; −p</w:t>
       </w:r>
       <w:r>
         <w:rPr>
@@ -2948,7 +2967,7 @@
           <w:color w:val="6B6B6B"/>
           <w:sz w:val="19"/>
         </w:rPr>
-        <w:t xml:space="preserve"> — exponents on different bases were added [8.AR.1.1: like bases only]; −y</w:t>
+        <w:t>q</w:t>
       </w:r>
       <w:r>
         <w:rPr>
@@ -2958,26 +2977,7 @@
           <w:sz w:val="19"/>
           <w:vertAlign w:val="superscript"/>
         </w:rPr>
-        <w:t>3</w:t>
-      </w:r>
-      <w:r>
-        <w:rPr>
-          <w:b w:val="0"/>
-          <w:i/>
-          <w:color w:val="6B6B6B"/>
-          <w:sz w:val="19"/>
-        </w:rPr>
-        <w:t>z</w:t>
-      </w:r>
-      <w:r>
-        <w:rPr>
-          <w:b w:val="0"/>
-          <w:i/>
-          <w:color w:val="6B6B6B"/>
-          <w:sz w:val="19"/>
-          <w:vertAlign w:val="superscript"/>
-        </w:rPr>
-        <w:t>4</w:t>
+        <w:t>2</w:t>
       </w:r>
       <w:r>
         <w:rPr>
@@ -3015,7 +3015,7 @@
       <w:r>
         <w:drawing>
           <wp:inline xmlns:a="http://schemas.openxmlformats.org/drawingml/2006/main" xmlns:pic="http://schemas.openxmlformats.org/drawingml/2006/picture">
-            <wp:extent cx="466344" cy="143256"/>
+            <wp:extent cx="524256" cy="143256"/>
             <wp:docPr id="9" name="Picture 9"/>
             <wp:cNvGraphicFramePr>
               <a:graphicFrameLocks noChangeAspect="1"/>
@@ -3024,7 +3024,7 @@
               <a:graphicData uri="http://schemas.openxmlformats.org/drawingml/2006/picture">
                 <pic:pic>
                   <pic:nvPicPr>
-                    <pic:cNvPr id="0" name="b55a0bed06a738d7.png"/>
+                    <pic:cNvPr id="0" name="6d13b902a1fc39d7.png"/>
                     <pic:cNvPicPr/>
                   </pic:nvPicPr>
                   <pic:blipFill>
@@ -3036,7 +3036,7 @@
                   <pic:spPr>
                     <a:xfrm>
                       <a:off x="0" y="0"/>
-                      <a:ext cx="466344" cy="143256"/>
+                      <a:ext cx="524256" cy="143256"/>
                     </a:xfrm>
                     <a:prstGeom prst="rect"/>
                   </pic:spPr>
@@ -3072,7 +3072,7 @@
           <w:sz w:val="21"/>
           <w:vertAlign w:val="superscript"/>
         </w:rPr>
-        <w:t>2</w:t>
+        <w:t>11</w:t>
       </w:r>
       <w:r>
         <w:rPr>
@@ -3091,7 +3091,7 @@
           <w:sz w:val="19"/>
           <w:vertAlign w:val="superscript"/>
         </w:rPr>
-        <w:t>-2</w:t>
+        <w:t>-11</w:t>
       </w:r>
       <w:r>
         <w:rPr>
@@ -3110,7 +3110,7 @@
           <w:sz w:val="19"/>
           <w:vertAlign w:val="superscript"/>
         </w:rPr>
-        <w:t>2</w:t>
+        <w:t>11</w:t>
       </w:r>
       <w:r>
         <w:rPr>
@@ -3119,7 +3119,7 @@
           <w:color w:val="6B6B6B"/>
           <w:sz w:val="19"/>
         </w:rPr>
-        <w:t xml:space="preserve"> [B1G-M 8.AR.1.1 misconception: negative exponents]; (B) 4 · (−6) — multiplied the exponents [power of a power confused with a product]; (D) 4 − (−6) — subtracted instead of adding a negative [product law: add the exponents]</w:t>
+        <w:t xml:space="preserve"> [B1G-M 8.AR.1.1 misconception: negative exponents]; (B) 3 · (−14) — multiplied the exponents [power of a power confused with a product]; (D) 3 − (−14) — subtracted instead of adding a negative [product law: add the exponents]</w:t>
       </w:r>
       <w:r>
         <w:rPr>
@@ -3166,7 +3166,7 @@
               <a:graphicData uri="http://schemas.openxmlformats.org/drawingml/2006/picture">
                 <pic:pic>
                   <pic:nvPicPr>
-                    <pic:cNvPr id="0" name="adbd9aaaa86dceb4.png"/>
+                    <pic:cNvPr id="0" name="d721706c3edd650e.png"/>
                     <pic:cNvPicPr/>
                   </pic:nvPicPr>
                   <pic:blipFill>
@@ -3204,7 +3204,7 @@
           <w:color w:val="9E1B32"/>
           <w:sz w:val="21"/>
         </w:rPr>
-        <w:t>D — 4/x</w:t>
+        <w:t>D — 9/x</w:t>
       </w:r>
       <w:r>
         <w:rPr>
@@ -3214,7 +3214,7 @@
           <w:sz w:val="21"/>
           <w:vertAlign w:val="superscript"/>
         </w:rPr>
-        <w:t>6</w:t>
+        <w:t>10</w:t>
       </w:r>
       <w:r>
         <w:rPr>
@@ -3223,7 +3223,7 @@
           <w:color w:val="6B6B6B"/>
           <w:sz w:val="19"/>
         </w:rPr>
-        <w:t xml:space="preserve">   (A) −3 + 2 = −1 instead of −3 · 2 [power of a power confused with a product of powers]; (B) the coefficient was moved below the bar with the x [8.AR.1.1: a negative exponent applies only to its own base]; (C) the coefficient was not squared [8.AR.1.1: power of a product]</w:t>
+        <w:t xml:space="preserve">   (A) −5 + 2 = −3 instead of −5 · 2 [power of a power confused with a product of powers]; (B) the coefficient was moved below the bar with the x [8.AR.1.1: a negative exponent applies only to its own base]; (C) the coefficient was not squared [8.AR.1.1: power of a product]</w:t>
       </w:r>
       <w:r>
         <w:rPr>
@@ -3261,7 +3261,7 @@
       <w:r>
         <w:drawing>
           <wp:inline xmlns:a="http://schemas.openxmlformats.org/drawingml/2006/main" xmlns:pic="http://schemas.openxmlformats.org/drawingml/2006/picture">
-            <wp:extent cx="140208" cy="246888"/>
+            <wp:extent cx="155448" cy="246888"/>
             <wp:docPr id="11" name="Picture 11"/>
             <wp:cNvGraphicFramePr>
               <a:graphicFrameLocks noChangeAspect="1"/>
@@ -3270,7 +3270,7 @@
               <a:graphicData uri="http://schemas.openxmlformats.org/drawingml/2006/picture">
                 <pic:pic>
                   <pic:nvPicPr>
-                    <pic:cNvPr id="0" name="365f35e6a1ce33da.png"/>
+                    <pic:cNvPr id="0" name="97b710ac1407d3a8.png"/>
                     <pic:cNvPicPr/>
                   </pic:nvPicPr>
                   <pic:blipFill>
@@ -3282,7 +3282,7 @@
                   <pic:spPr>
                     <a:xfrm>
                       <a:off x="0" y="0"/>
-                      <a:ext cx="140208" cy="246888"/>
+                      <a:ext cx="155448" cy="246888"/>
                     </a:xfrm>
                     <a:prstGeom prst="rect"/>
                   </pic:spPr>
@@ -3304,7 +3304,7 @@
       <w:r>
         <w:drawing>
           <wp:inline xmlns:a="http://schemas.openxmlformats.org/drawingml/2006/main" xmlns:pic="http://schemas.openxmlformats.org/drawingml/2006/picture">
-            <wp:extent cx="140208" cy="228600"/>
+            <wp:extent cx="115824" cy="228600"/>
             <wp:docPr id="12" name="Picture 12"/>
             <wp:cNvGraphicFramePr>
               <a:graphicFrameLocks noChangeAspect="1"/>
@@ -3313,7 +3313,7 @@
               <a:graphicData uri="http://schemas.openxmlformats.org/drawingml/2006/picture">
                 <pic:pic>
                   <pic:nvPicPr>
-                    <pic:cNvPr id="0" name="78ab636b13a71a30.png"/>
+                    <pic:cNvPr id="0" name="c374c9ffcb688ab3.png"/>
                     <pic:cNvPicPr/>
                   </pic:nvPicPr>
                   <pic:blipFill>
@@ -3325,7 +3325,7 @@
                   <pic:spPr>
                     <a:xfrm>
                       <a:off x="0" y="0"/>
-                      <a:ext cx="140208" cy="228600"/>
+                      <a:ext cx="115824" cy="228600"/>
                     </a:xfrm>
                     <a:prstGeom prst="rect"/>
                   </pic:spPr>
@@ -3342,7 +3342,7 @@
           <w:color w:val="6B6B6B"/>
           <w:sz w:val="19"/>
         </w:rPr>
-        <w:t xml:space="preserve">   m</w:t>
+        <w:t xml:space="preserve">   a</w:t>
       </w:r>
       <w:r>
         <w:rPr>
@@ -3352,7 +3352,7 @@
           <w:sz w:val="19"/>
           <w:vertAlign w:val="superscript"/>
         </w:rPr>
-        <w:t>4</w:t>
+        <w:t>9</w:t>
       </w:r>
       <w:r>
         <w:rPr>
@@ -3361,7 +3361,7 @@
           <w:color w:val="6B6B6B"/>
           <w:sz w:val="19"/>
         </w:rPr>
-        <w:t xml:space="preserve"> — 7 − 3 instead of 3 − 7 [quotient law: top minus bottom]; m</w:t>
+        <w:t xml:space="preserve"> — 11 − 2 instead of 2 − 11 [quotient law: top minus bottom]; a</w:t>
       </w:r>
       <w:r>
         <w:rPr>
@@ -3371,7 +3371,7 @@
           <w:sz w:val="19"/>
           <w:vertAlign w:val="superscript"/>
         </w:rPr>
-        <w:t>-4</w:t>
+        <w:t>-9</w:t>
       </w:r>
       <w:r>
         <w:rPr>
@@ -3560,7 +3560,7 @@
           <w:sz w:val="21"/>
           <w:vertAlign w:val="superscript"/>
         </w:rPr>
-        <w:t>3</w:t>
+        <w:t>5</w:t>
       </w:r>
       <w:r>
         <w:rPr>
@@ -3579,7 +3579,7 @@
           <w:sz w:val="21"/>
           <w:vertAlign w:val="superscript"/>
         </w:rPr>
-        <w:t>-3</w:t>
+        <w:t>-5</w:t>
       </w:r>
       <w:r>
         <w:rPr>
@@ -3607,7 +3607,7 @@
           <w:sz w:val="21"/>
           <w:vertAlign w:val="superscript"/>
         </w:rPr>
-        <w:t>-3</w:t>
+        <w:t>-5</w:t>
       </w:r>
       <w:r>
         <w:rPr>
@@ -3626,7 +3626,7 @@
           <w:sz w:val="21"/>
           <w:vertAlign w:val="superscript"/>
         </w:rPr>
-        <w:t>3</w:t>
+        <w:t>5</w:t>
       </w:r>
       <w:r>
         <w:rPr>
@@ -3645,7 +3645,7 @@
           <w:sz w:val="21"/>
           <w:vertAlign w:val="superscript"/>
         </w:rPr>
-        <w:t>3</w:t>
+        <w:t>5</w:t>
       </w:r>
       <w:r>
         <w:rPr>
@@ -3654,7 +3654,7 @@
           <w:color w:val="9E1B32"/>
           <w:sz w:val="21"/>
         </w:rPr>
-        <w:t xml:space="preserve"> = 8 and x</w:t>
+        <w:t xml:space="preserve"> = 32 and x</w:t>
       </w:r>
       <w:r>
         <w:rPr>
@@ -3664,7 +3664,7 @@
           <w:sz w:val="21"/>
           <w:vertAlign w:val="superscript"/>
         </w:rPr>
-        <w:t>-3</w:t>
+        <w:t>-5</w:t>
       </w:r>
       <w:r>
         <w:rPr>
@@ -3673,7 +3673,7 @@
           <w:color w:val="9E1B32"/>
           <w:sz w:val="21"/>
         </w:rPr>
-        <w:t xml:space="preserve"> = 1/8.</w:t>
+        <w:t xml:space="preserve"> = 1/32.</w:t>
       </w:r>
       <w:r>
         <w:rPr>
@@ -3692,7 +3692,7 @@
           <w:sz w:val="19"/>
           <w:vertAlign w:val="superscript"/>
         </w:rPr>
-        <w:t>-3</w:t>
+        <w:t>-5</w:t>
       </w:r>
       <w:r>
         <w:rPr>
@@ -3701,7 +3701,7 @@
           <w:color w:val="6B6B6B"/>
           <w:sz w:val="19"/>
         </w:rPr>
-        <w:t xml:space="preserve"> = −8' or 'they are opposites' — negative exponent read as a negative [B1G-M 8.AR.1.1 misconception: negative exponents]; '−6' — exponent multiplied into the base</w:t>
+        <w:t xml:space="preserve"> = −32' or 'they are opposites' — negative exponent read as a negative [B1G-M 8.AR.1.1 misconception: negative exponents]; '−10' — exponent multiplied into the base</w:t>
       </w:r>
     </w:p>
     <w:p>
@@ -3819,7 +3819,7 @@
           <w:sz w:val="20"/>
           <w:vertAlign w:val="superscript"/>
         </w:rPr>
-        <w:t>4</w:t>
+        <w:t>8</w:t>
       </w:r>
       <w:r>
         <w:rPr>
@@ -3895,7 +3895,7 @@
           <w:color w:val="1A1A1A"/>
           <w:sz w:val="20"/>
         </w:rPr>
-        <w:t>1/12 — the coefficient was moved down with the variable [8.AR.1.1: a negative exponent applies only to its own base]</w:t>
+        <w:t>1/45 — the coefficient was moved down with the variable [8.AR.1.1: a negative exponent applies only to its own base]</w:t>
       </w:r>
     </w:p>
     <w:p>
@@ -3919,7 +3919,7 @@
           <w:color w:val="1A1A1A"/>
           <w:sz w:val="20"/>
         </w:rPr>
-        <w:t>1/(yz)</w:t>
+        <w:t>1/(pq)</w:t>
       </w:r>
       <w:r>
         <w:rPr>
@@ -3929,7 +3929,7 @@
           <w:sz w:val="20"/>
           <w:vertAlign w:val="superscript"/>
         </w:rPr>
-        <w:t>7</w:t>
+        <w:t>9</w:t>
       </w:r>
       <w:r>
         <w:rPr>
@@ -3972,7 +3972,7 @@
           <w:sz w:val="20"/>
           <w:vertAlign w:val="superscript"/>
         </w:rPr>
-        <w:t>-2</w:t>
+        <w:t>-11</w:t>
       </w:r>
       <w:r>
         <w:rPr>
@@ -3991,7 +3991,7 @@
           <w:sz w:val="20"/>
           <w:vertAlign w:val="superscript"/>
         </w:rPr>
-        <w:t>2</w:t>
+        <w:t>11</w:t>
       </w:r>
       <w:r>
         <w:rPr>
@@ -4024,7 +4024,7 @@
           <w:color w:val="1A1A1A"/>
           <w:sz w:val="20"/>
         </w:rPr>
-        <w:t>−3 + 2 = −1 instead of −3 · 2 [power of a power confused with a product of powers]</w:t>
+        <w:t>−5 + 2 = −3 instead of −5 · 2 [power of a power confused with a product of powers]</w:t>
       </w:r>
     </w:p>
     <w:p>
@@ -4048,7 +4048,7 @@
           <w:color w:val="1A1A1A"/>
           <w:sz w:val="20"/>
         </w:rPr>
-        <w:t>m</w:t>
+        <w:t>a</w:t>
       </w:r>
       <w:r>
         <w:rPr>
@@ -4058,7 +4058,7 @@
           <w:sz w:val="20"/>
           <w:vertAlign w:val="superscript"/>
         </w:rPr>
-        <w:t>4</w:t>
+        <w:t>9</w:t>
       </w:r>
       <w:r>
         <w:rPr>
@@ -4067,7 +4067,7 @@
           <w:color w:val="1A1A1A"/>
           <w:sz w:val="20"/>
         </w:rPr>
-        <w:t xml:space="preserve"> — 7 − 3 instead of 3 − 7 [quotient law: top minus bottom]</w:t>
+        <w:t xml:space="preserve"> — 11 − 2 instead of 2 − 11 [quotient law: top minus bottom]</w:t>
       </w:r>
     </w:p>
     <w:p>
@@ -4125,7 +4125,7 @@
           <w:sz w:val="20"/>
           <w:vertAlign w:val="superscript"/>
         </w:rPr>
-        <w:t>-3</w:t>
+        <w:t>-5</w:t>
       </w:r>
       <w:r>
         <w:rPr>
@@ -4134,7 +4134,7 @@
           <w:color w:val="1A1A1A"/>
           <w:sz w:val="20"/>
         </w:rPr>
-        <w:t xml:space="preserve"> = −8' or 'they are opposites' — negative exponent read as a negative [B1G-M 8.AR.1.1 misconception: negative exponents]</w:t>
+        <w:t xml:space="preserve"> = −32' or 'they are opposites' — negative exponent read as a negative [B1G-M 8.AR.1.1 misconception: negative exponents]</w:t>
       </w:r>
     </w:p>
     <w:p>

--- a/a7/packages/A7 Unit 3 - Exponents and Scientific Notation/Lessons/3.T2/A7 3.T2 Negative Exponents with Variable Bases - Teacher Edition.docx
+++ b/a7/packages/A7 Unit 3 - Exponents and Scientific Notation/Lessons/3.T2/A7 3.T2 Negative Exponents with Variable Bases - Teacher Edition.docx
@@ -2577,7 +2577,7 @@
       <w:r>
         <w:drawing>
           <wp:inline xmlns:a="http://schemas.openxmlformats.org/drawingml/2006/main" xmlns:pic="http://schemas.openxmlformats.org/drawingml/2006/picture">
-            <wp:extent cx="170688" cy="256032"/>
+            <wp:extent cx="170688" cy="252984"/>
             <wp:docPr id="4" name="Picture 4"/>
             <wp:cNvGraphicFramePr>
               <a:graphicFrameLocks noChangeAspect="1"/>
@@ -2586,7 +2586,7 @@
               <a:graphicData uri="http://schemas.openxmlformats.org/drawingml/2006/picture">
                 <pic:pic>
                   <pic:nvPicPr>
-                    <pic:cNvPr id="0" name="e26268e6017be6d0.png"/>
+                    <pic:cNvPr id="0" name="1289bf3ff5d3ad71.png"/>
                     <pic:cNvPicPr/>
                   </pic:nvPicPr>
                   <pic:blipFill>
@@ -2598,7 +2598,7 @@
                   <pic:spPr>
                     <a:xfrm>
                       <a:off x="0" y="0"/>
-                      <a:ext cx="170688" cy="256032"/>
+                      <a:ext cx="170688" cy="252984"/>
                     </a:xfrm>
                     <a:prstGeom prst="rect"/>
                   </pic:spPr>
@@ -2620,7 +2620,7 @@
       <w:r>
         <w:drawing>
           <wp:inline xmlns:a="http://schemas.openxmlformats.org/drawingml/2006/main" xmlns:pic="http://schemas.openxmlformats.org/drawingml/2006/picture">
-            <wp:extent cx="140208" cy="173736"/>
+            <wp:extent cx="143256" cy="173736"/>
             <wp:docPr id="5" name="Picture 5"/>
             <wp:cNvGraphicFramePr>
               <a:graphicFrameLocks noChangeAspect="1"/>
@@ -2629,7 +2629,7 @@
               <a:graphicData uri="http://schemas.openxmlformats.org/drawingml/2006/picture">
                 <pic:pic>
                   <pic:nvPicPr>
-                    <pic:cNvPr id="0" name="739a6520aa8d38b7.png"/>
+                    <pic:cNvPr id="0" name="f49b3411c5a388c0.png"/>
                     <pic:cNvPicPr/>
                   </pic:nvPicPr>
                   <pic:blipFill>
@@ -2641,7 +2641,7 @@
                   <pic:spPr>
                     <a:xfrm>
                       <a:off x="0" y="0"/>
-                      <a:ext cx="140208" cy="173736"/>
+                      <a:ext cx="143256" cy="173736"/>
                     </a:xfrm>
                     <a:prstGeom prst="rect"/>
                   </pic:spPr>
@@ -2668,7 +2668,7 @@
           <w:sz w:val="19"/>
           <w:vertAlign w:val="superscript"/>
         </w:rPr>
-        <w:t>5</w:t>
+        <w:t>9</w:t>
       </w:r>
       <w:r>
         <w:rPr>
@@ -3862,7 +3862,7 @@
           <w:sz w:val="20"/>
           <w:vertAlign w:val="superscript"/>
         </w:rPr>
-        <w:t>5</w:t>
+        <w:t>9</w:t>
       </w:r>
       <w:r>
         <w:rPr>
